--- a/example_articles/gender/Men/4.gender_Men_Other_publisher.docx
+++ b/example_articles/gender/Men/4.gender_Men_Other_publisher.docx
@@ -7,11 +7,7 @@
         <w:pStyle w:val="Heading1"/>
       </w:pPr>
       <w:r>
-        <w:t>City verges on bankruptcy;</w:t>
-        <w:br/>
-        <w:t>Philadelphia coffers may empty soon;</w:t>
-        <w:br/>
-        <w:t>Dollar drain in Philadelphia</w:t>
+        <w:t>Couple's life was a mirage</w:t>
       </w:r>
     </w:p>
     <w:p>
@@ -21,17 +17,17 @@
     </w:p>
     <w:p>
       <w:r>
-        <w:t>Date: 1990-10-11</w:t>
+        <w:t>Date: 1990-01-10</w:t>
       </w:r>
     </w:p>
     <w:p>
       <w:r>
-        <w:t>Section: NEWS; Pg. 8A</w:t>
+        <w:t>Section: NEWS; Pg. 3A</w:t>
       </w:r>
     </w:p>
     <w:p>
       <w:r>
-        <w:t>Source file: Other publishers/Files (500) (30).DOCX</w:t>
+        <w:t>Source file: Other publishers/Files (500) (25).DOCX</w:t>
       </w:r>
     </w:p>
     <w:p>
@@ -53,91 +49,57 @@
     </w:p>
     <w:p>
       <w:r>
-        <w:t>'Philadelphia could be an example of what may happen in the 1990s to other major cities'</w:t>
+        <w:t>Charles Stuart lies cold and quiet in Woodlawn Cemetery's Plot 1445, but almost no one is willing to let him or the murder of his pregnant wife Carol lie in peace.</w:t>
         <w:br/>
-        <w:t xml:space="preserve"> All eyes may be focused on the USA's budget battle, but the fallout is hitting cities hard. Squeezed by federal funding cuts, Philadelphia is scrambling to avoid a Dec. 1 date with bankruptcy. More than a decade after it almost went under, New York is in trouble again. Here's a bottom-line look at the financial condition of the nation's 20 largest cities.</w:t>
+        <w:t>The shooting of Stuart's wife, his earlier tale that a black assailant was to blame, then his leap last Thursday off the Tobin Bridge after his brother made him the top suspect in his wife's murder has captivated a nation hungry for missing pieces of the sordid puzzle.</w:t>
         <w:br/>
-        <w:t>PHILADELPHIA - From his perch atop rust-edged City Hall, a bronze William Penn gazes into the future of the city he founded. Below his sculptured eyes, lies a huge hole, a gaping, $ 33 million reminder of what was to have been a new courthouse - until the money ran out.</w:t>
+        <w:t>''I think all the answers went down in the Mystic River'' where Charles Stuart died, said Kathy King, a neighbor.</w:t>
         <w:br/>
-        <w:t>That grass-covered chasm is but a dimple, though, compared to the deep financial hole the nation's fifth-largest city finds itself in.  A $ 206 million budget deficit threatens to plunge Philadelphia into bankruptcy if a solution is not found by Dec. 1.</w:t>
+        <w:t>What is it about the case that ''tugged at every emotion,'' as Joyce Brothers puts it?</w:t>
         <w:br/>
-        <w:t>Embattled Mayor W. Wilson Goode won't speculate what would happen if the city goes broke. But City Controller Jonathan Saidel has an inkling: ''The government may come to a standstill. … Trash pickup, cops, fire - all would stop.''</w:t>
+        <w:t>''It has all the elements,'' Brothers said, ''murder, romantic entanglements, money, mystery.'' And anger.</w:t>
         <w:br/>
-        <w:t>The causes of the current calamity are familiar. Federal aid has been drastically slashed - from more than $ 250 million in 1981 to $ 54 million this year. The city has lost nearly 500,000 residents since 1950 - most middle- class taxpayers moving to the suburbs. Those left behind need more help with rising crime, drugs, homelessness and other problems.</w:t>
+        <w:t>''People are very angry that their emotions were manipulated. People very much resent being made a fool of and many people were very upset by this.''</w:t>
         <w:br/>
-        <w:t>Philadelphia is ''trying to do too much for too many people with too little resources,'' says Republican mayoral candidate Samuel Katz.</w:t>
+        <w:t>After Charles used his car phone to beg for help during the shooting, the story seemed a tragic end for what the media dubbed the ''Camelot couple.''</w:t>
         <w:br/>
-        <w:t xml:space="preserve"> </w:t>
+        <w:t>''Theoretically,'' said Brothers, ''they were very much in love … coming back from a natural childbirth class - from what was supposed to have been the happiest moment in their lives.''</w:t>
         <w:br/>
-        <w:t xml:space="preserve"> It isn't the only one. ''Philadelphia could be an example of what may happen in the 1990s to other major cities,'' Saidel warns. Unlike earlier cash crunches, such as New York's in the mid-1970s, Philadelphia's comes at the start of a national economic downturn that could hit it and other Northeast cities extra hard.</w:t>
+        <w:t>Now, Carol Stuart's family talks about the mirage of her ''totally happy life.''</w:t>
         <w:br/>
-        <w:t>So far, the economy here remains strong. But there are ominous signs. Office vacancies run 25%.</w:t>
+        <w:t>''It's unbelievable, we never would have guessed it in a million years,'' said her brother, Carl DiMaiti.</w:t>
         <w:br/>
-        <w:t>For now, there's mostly hot air blowing around town. ''The problem is as much political as it is financial,'' says Democrat Goode. ''Probably, it's more political.''</w:t>
+        <w:t>''She was a little Cinderella,'' said Carol Dunn, who worked with Carol Stuart at Suffolk University Law School in Boston in 1983. ''She was a shining light. She was so bubbly. I never saw her in a bad mood.''</w:t>
         <w:br/>
-        <w:t>Says child care provider Deborah Jackson, ''if the city and state don't band together we're going under.''</w:t>
+        <w:t>Dark-haired and petite, Carol Stuart, 30, worried about her weight and always ate salads. Mostly, Dunn said, ''she worried about other people and took care of them.''</w:t>
         <w:br/>
-        <w:t>That may be, but - despite city deficits back to 1988 - nobody's budging. State officials say the city spends too much money and mismanages what it has. Some leaders favor an outside advisory board like the one that salvaged New York in the mid-1970s.</w:t>
+        <w:t>Dunn was especially impressed with Carol Stuart's close relationship with her family and then-boyfriend. Charles Stuart, a former altar boy, was as quiet as she was outgoing, says Dunn.</w:t>
         <w:br/>
-        <w:t>State legislators ''think it's a very wicked, corrupt city and why should (they) throw money at it to bail it out?'' says Peter Binzen, a local author. Philadelphia says it doesn't want a bailout or an overseer. It just wants the state to pay its share for social services.</w:t>
+        <w:t>Remy Sharrillo, 69, of Medford, who knew Carol since she was 15, said her parents never wanted her to marry Charles.</w:t>
         <w:br/>
-        <w:t>Goode also wants the state to allow the city to levy a 1.5% sales tax. Although state lawmakers haven't approved that tax, it's included in Philadelphia's current $ 2.1 billion ''balanced'' budget. Still, the city council opposes new taxes.</w:t>
+        <w:t>''He was a dishwasher,'' said Sharrillo. ''The father didn't like him at all and the wife wasn't that crazy about him either. They finally gave in. … She idolized the guy. She was nuts about him.''</w:t>
         <w:br/>
-        <w:t>So do many residents. ''This is the most taxed city in the whole world,'' says Joe Giordano, a storeowner in the 9th Street Italian Market. ''Next thing you know they're gonna tax your breathing.''</w:t>
+        <w:t>At the couple's slate-blue split-level on Reading's Harvest Street, a wreath with little blue teddy bears still hangs on the door. The light above the front door is on.</w:t>
         <w:br/>
-        <w:t>Such comments explain why Goode - who by law cannot seek a third term in 1991 - is almost alone in favoring more taxes. Most fear voter wrath come November and rail against Goode's leadership. ''I would prefer the mayor be more aggressive,'' says Councilman and mayoral candidate George Burrell. ''The mayor has to step forward.''</w:t>
+        <w:t>The Revere neighborhood where Charles Stuart grew up is a tight-knit enclave of mostly working-class Irish families. Most have lived there for generations; many are related. Children play in the street while their parents socialize.</w:t>
         <w:br/>
-        <w:t>Nonsense, says the usually-unruffled Goode, slamming his hand on a blue- bound copy of his 1988 fiscal plan. The mayor says this document could solve the city's money woes. But, he says, state and city officials have ignored it.</w:t>
+        <w:t>''I feel bad for the family, because Charlie (Sr.) and Dot are nice people,'' says King, who lives behind the Stuarts. ''They're honest people. They didn't do anything wrong and they can't even walk out the door.''</w:t>
         <w:br/>
-        <w:t>Others say reports aren't enough, that Goode's virtue is his vice.</w:t>
+        <w:t>Neighbor Joanne Bogus, who has lived two houses down from the Stuarts for 14 years, said the Stuart boys were always together and that neighborhood children ''looked up to Chuckie (Charles Jr.).''</w:t>
         <w:br/>
-        <w:t>''He disdains backroom politics, deal-making,'' says Katz, the GOP candidate. ''While that may make him a more honorable person than others, it's left the city in chaos.''</w:t>
+        <w:t>King described Charles as the kind of boy who would shovel the snow off an elderly neighbor's steps in the winter. That he could have grown up to be a cold, calculated killer is hard to believe, she said.</w:t>
         <w:br/>
-        <w:t>''It's unfair to blame me,'' Goode says. ''People will always look for a scapegoat and … the mayor is most visible.''</w:t>
+        <w:t>''It's really bizarre. This is definitely going to be a movie someday - it's better than the soap operas.''</w:t>
         <w:br/>
-        <w:t>Some blame racism for fueling criticism of Philadelphia's first black mayor. Says the Rev. James Allen of Vine Memorial Baptist Church, which recently held a rally for Goode: ''The intent is to hurt the future of black political leadership.''</w:t>
+        <w:t>''Not once did Chuck Stuart give us any reason to believe he was anything but honest,'' said Jay Kakas, the owner at the fur store where Stuart worked. ''If he had, he would have been out of here long ago. Like everyone else, we were duped.''</w:t>
         <w:br/>
-        <w:t>Motives aside, echoes of squabbling are being heard in the canyons of Wall Street, 88 miles away. Investors recently balked at $ 375 million in short- term ''junk bonds.'' They are needed to cover expenses until winter taxes arrive.</w:t>
-        <w:br/>
-        <w:t>Bond rating agencies worry about the city's ability to pay debts: Moody's gives it a B rating, Standard &amp; Poor's a CCC.</w:t>
-        <w:br/>
-        <w:t>''Wall Street saw there was not the political will'' among elected officials, Goode says.</w:t>
-        <w:br/>
-        <w:t>In the meantime, officials struggle to pay the bills. On one recent day Saidel stopped a $ 30,000 payment for legal services while approving $ 400,000 for police radios.</w:t>
-        <w:br/>
-        <w:t>''There's now a priority system'' for payments, Saidel says.</w:t>
-        <w:br/>
-        <w:t>There has to be. There's not much room for error.</w:t>
-        <w:br/>
-        <w:t>The overloaded courts are on the verge of a breakdown. The criminal justice system, which routinely frees suspects to make room for the worst offenders, is considered by many as the USA's worst.</w:t>
-        <w:br/>
-        <w:t>''Everybody's overworked. It's just too much to handle,'' says Stephanie Lowe, a probation officer. Now, she juggles 250 cases. A decade ago, she handled 25.</w:t>
-        <w:br/>
-        <w:t>Since 1988, Philadelphia has slashed its budget by $ 400 million and laid off 2,200 workers, 8% of its workforce. Says Goode: ''We have cut all the things we can cut.''</w:t>
-        <w:br/>
-        <w:t>Residents' reactions:</w:t>
-        <w:br/>
-        <w:t>- ''It's terrible,'' says James Cawley. His neighborhood is ''filthy. Trash collection is always late. The cops are never around when you need them.''</w:t>
-        <w:br/>
-        <w:t>- ''I've lived here 67 years and I don't think I've ever seen the city in such bad shape,'' says Lenore Fisher, who lives on Rittenhouse Square. Just around the corner, empty storefronts and ''for sale'' signs alternate with chic shops on Walnut Street.</w:t>
-        <w:br/>
-        <w:t>Cawley says ''the priorities are in the center city'' - which has the tourist attractions. But take a close look there and you find that Independence Hall has a leaky roof.</w:t>
-        <w:br/>
-        <w:t>Over on working-class Market Street, there are other concerns. ''I'm worried if I'm going to get paid,'' says Robert Taylor, a city license and inspections clerk. He may apply to a temporary employee agency, just in case. So far, Taylor has time. But that - and money - is running out. And not just here.</w:t>
-        <w:br/>
-        <w:t>''The city's problems are not significantly different than most American big cities today,'' says Philadelphia magazine editor Ron Javers. ''We have a large population who require city services and a smaller population who pay taxes to fund them. When you have more takers than givers, you've got a problem.''</w:t>
-        <w:br/>
-        <w:t xml:space="preserve"> TEXT OF GRAPHIC</w:t>
-        <w:br/>
-        <w:t>Loss of federal aid and population have Phildelphia onthe financial ropes. The nation's fifth largest city faces bankruptch if its budget problems are not solved by Dec. 1.</w:t>
-        <w:br/>
-        <w:t>COMPLETE TEXT NOT AVAILABLE</w:t>
+        <w:t>Contributing: Steve Marshall, John Larrabee.</w:t>
         <w:br/>
         <w:br/>
         <w:t>Notes</w:t>
         <w:br/>
         <w:br/>
-        <w:t>Ribbon Label; MONEY TROUBLES IN METROPOLITAN USA; 3</w:t>
+        <w:t>Accompanies; Mayor; Boston's 'moving on'</w:t>
         <w:br/>
         <w:br/>
         <w:t>Graphic</w:t>
@@ -145,11 +107,11 @@
         <w:br/>
         <w:t xml:space="preserve"> </w:t>
         <w:br/>
-        <w:t>b/w, Jeff Dionise, USA TODAY (Graph); EAR PHOTO; b/w, AP (Wilson Goode); PHOTO; b/w, Tim Dillon, USA TODAY (Joe Silva); PHOTO; b/w, Tim Dillon, USA TODAY (Betsy Reveal); PHOTO; b/w, Tim Dillon, USA TODAY (Robert Taylor)</w:t>
+        <w:t>PHOTO; b/w, Mark Garfinkel, AP (Murder Cases, boat and divers); PHOTO; b/w, AP (Murder Cases, Carol Stuart)</w:t>
         <w:br/>
         <w:t xml:space="preserve"> </w:t>
         <w:br/>
-        <w:t>CUTLINE: DOGGONE: Vendor Joe Silva says city told Mayor Goode,''Hey we're broke!'' CUTLINE: BUDGET DIRECTOR: Betsy Reveal thinks 'political agreement' could have solved problesm CUTLINE: JOB WORRIES: Robert Taylor, a city license and inspections clerk, says he's concerned about whether he'll get paid.</w:t>
+        <w:t>CUTLINE: SEEKING EVIDENCE: A diver hands a container to officials aboard a Boston police boat in the Pines River Tuesday. Police announced they may have found the weapon used in the Stuart case. CUTLINE: CAROL Stuart: Family described her as a woman with a totally happy life.'</w:t>
       </w:r>
     </w:p>
     <w:sectPr>

--- a/example_articles/gender/Men/4.gender_Men_Other_publisher.docx
+++ b/example_articles/gender/Men/4.gender_Men_Other_publisher.docx
@@ -7,7 +7,7 @@
         <w:pStyle w:val="Heading1"/>
       </w:pPr>
       <w:r>
-        <w:t>Couple's life was a mirage</w:t>
+        <w:t>THIS JOKE'S ON NOVELIST</w:t>
       </w:r>
     </w:p>
     <w:p>
@@ -17,17 +17,17 @@
     </w:p>
     <w:p>
       <w:r>
-        <w:t>Date: 1990-01-10</w:t>
+        <w:t>Date: 1998-11-17</w:t>
       </w:r>
     </w:p>
     <w:p>
       <w:r>
-        <w:t>Section: NEWS; Pg. 3A</w:t>
+        <w:t>Section: LIFESTYLE,</w:t>
       </w:r>
     </w:p>
     <w:p>
       <w:r>
-        <w:t>Source file: Other publishers/Files (500) (25).DOCX</w:t>
+        <w:t>Source file: Other publishers/Files (500) (21).DOCX</w:t>
       </w:r>
     </w:p>
     <w:p>
@@ -49,69 +49,33 @@
     </w:p>
     <w:p>
       <w:r>
-        <w:t>Charles Stuart lies cold and quiet in Woodlawn Cemetery's Plot 1445, but almost no one is willing to let him or the murder of his pregnant wife Carol lie in peace.</w:t>
+        <w:t>Three years ago in his HBO special, comedian Chris Rock brought the house down with what was then a weird notion: Bill Clinton as America's first ''black president.''</w:t>
         <w:br/>
-        <w:t>The shooting of Stuart's wife, his earlier tale that a black assailant was to blame, then his leap last Thursday off the Tobin Bridge after his brother made him the top suspect in his wife's murder has captivated a nation hungry for missing pieces of the sordid puzzle.</w:t>
+        <w:t>In a now classic routine, Rock said Clinton suffers the same indignities as a black man who hands a $ 20 or $ 50 note to a mall retail clerk. The image of a white cashier scrutinizing the president's money under the light to make sure it isn't counterfeit struck a painfully ironic chord in black audiences. Who's to say it didn't generate much of the sympathy that led to the election results two weeks ago?</w:t>
         <w:br/>
-        <w:t>''I think all the answers went down in the Mystic River'' where Charles Stuart died, said Kathy King, a neighbor.</w:t>
+        <w:t>Like most jokes, it works best on an intuitive level. It isn't designed to withstand the scrutiny of the irony impaired who can always be counted on to confuse a joke with a literal recounting of Boy Clinton's racial genealogy.</w:t>
         <w:br/>
-        <w:t>What is it about the case that ''tugged at every emotion,'' as Joyce Brothers puts it?</w:t>
+        <w:t>In the Oct. 5 issue of the New Yorker, novelist Toni Morrison, who has never struck me as a particularly gifted comic, retold Rock's joke in the argot of the chattering class. But in the process of endowing it with sociological heft, Morrison ran into more trouble than an exclusive showing of ''Beloved'' at a suburban cineplex:</w:t>
         <w:br/>
-        <w:t>''It has all the elements,'' Brothers said, ''murder, romantic entanglements, money, mystery.'' And anger.</w:t>
+        <w:t>''After all, Clinton displays almost every trope of blackness,'' she wrote, ''single-parent household, born poor, working class, saxophone-playing, McDonald's-and-junk-food-loving boy from Arkansas. And when all the African-American Clinton appointees began, one by one, to disappear . . . he was metaphorically seized and body-searched . . .'' You get the idea.</w:t>
         <w:br/>
-        <w:t>''People are very angry that their emotions were manipulated. People very much resent being made a fool of and many people were very upset by this.''</w:t>
+        <w:t>Told without benefit of Rock's high-pitched nasal inflection and rolling eyes, the notion of Clinton as our first black president comes across as ridiculous and perhaps a tad insulting. So what caused a writer of Morrison's lyrical power, depth and intelligence to overreach like this? Even white folks are skeptical of racial generalizations of this magnitude.</w:t>
         <w:br/>
-        <w:t>After Charles used his car phone to beg for help during the shooting, the story seemed a tragic end for what the media dubbed the ''Camelot couple.''</w:t>
+        <w:t>Being, allegedly, a writer myself, I know it's possible to get enthusiastic about an idea that may not have the legs to make it across the street to where the readers are (how's that for a terribly labored image?).</w:t>
         <w:br/>
-        <w:t>''Theoretically,'' said Brothers, ''they were very much in love … coming back from a natural childbirth class - from what was supposed to have been the happiest moment in their lives.''</w:t>
+        <w:t>My theory is that Morrison heard the joke recently and hasn't been able to get it out of her head. The fact that she didn't trace the idea back to Rock's HBO special indicates she isn't aware of how deeply imbedded it already is in black culture.</w:t>
         <w:br/>
-        <w:t>Now, Carol Stuart's family talks about the mirage of her ''totally happy life.''</w:t>
+        <w:t>But more disappointing than failing to give props to Chris Rock for a good joke is the one-dimensional way in which Morrison described what it is that constitutes ''blackness,'' specifically male blackness in America.</w:t>
         <w:br/>
-        <w:t>''It's unbelievable, we never would have guessed it in a million years,'' said her brother, Carl DiMaiti.</w:t>
+        <w:t>Do I really need to tell her how complicated black folks are, especially black men? Can we really be reduced to a handful of characteristics we supposedly have in common with Bill ''The Playa'' Clinton?</w:t>
         <w:br/>
-        <w:t>''She was a little Cinderella,'' said Carol Dunn, who worked with Carol Stuart at Suffolk University Law School in Boston in 1983. ''She was a shining light. She was so bubbly. I never saw her in a bad mood.''</w:t>
+        <w:t>Let's take two black men who died last weekend: jazz pianist Kenny Kirkland and former Black Panther and All African Revolutionary founder Kwame Ture (formerly Stokely Carmichael).</w:t>
         <w:br/>
-        <w:t>Dark-haired and petite, Carol Stuart, 30, worried about her weight and always ate salads. Mostly, Dunn said, ''she worried about other people and took care of them.''</w:t>
+        <w:t>One was a gifted pianist who helped usher in an era of young neo-boppers; the other was a fiery revolutionary theorist who lived the last half of his life in self-imposed exile in Guinea.</w:t>
         <w:br/>
-        <w:t>Dunn was especially impressed with Carol Stuart's close relationship with her family and then-boyfriend. Charles Stuart, a former altar boy, was as quiet as she was outgoing, says Dunn.</w:t>
+        <w:t>Both were enormously complicated and far more nuanced than the black men who populate Morrison's fiction. The problem with equating Bill Clinton's travails with those encountered in the black experience is to confuse her view of black men with real life. But that's what happens when you take a joke too seriously.</w:t>
         <w:br/>
-        <w:t>Remy Sharrillo, 69, of Medford, who knew Carol since she was 15, said her parents never wanted her to marry Charles.</w:t>
-        <w:br/>
-        <w:t>''He was a dishwasher,'' said Sharrillo. ''The father didn't like him at all and the wife wasn't that crazy about him either. They finally gave in. … She idolized the guy. She was nuts about him.''</w:t>
-        <w:br/>
-        <w:t>At the couple's slate-blue split-level on Reading's Harvest Street, a wreath with little blue teddy bears still hangs on the door. The light above the front door is on.</w:t>
-        <w:br/>
-        <w:t>The Revere neighborhood where Charles Stuart grew up is a tight-knit enclave of mostly working-class Irish families. Most have lived there for generations; many are related. Children play in the street while their parents socialize.</w:t>
-        <w:br/>
-        <w:t>''I feel bad for the family, because Charlie (Sr.) and Dot are nice people,'' says King, who lives behind the Stuarts. ''They're honest people. They didn't do anything wrong and they can't even walk out the door.''</w:t>
-        <w:br/>
-        <w:t>Neighbor Joanne Bogus, who has lived two houses down from the Stuarts for 14 years, said the Stuart boys were always together and that neighborhood children ''looked up to Chuckie (Charles Jr.).''</w:t>
-        <w:br/>
-        <w:t>King described Charles as the kind of boy who would shovel the snow off an elderly neighbor's steps in the winter. That he could have grown up to be a cold, calculated killer is hard to believe, she said.</w:t>
-        <w:br/>
-        <w:t>''It's really bizarre. This is definitely going to be a movie someday - it's better than the soap operas.''</w:t>
-        <w:br/>
-        <w:t>''Not once did Chuck Stuart give us any reason to believe he was anything but honest,'' said Jay Kakas, the owner at the fur store where Stuart worked. ''If he had, he would have been out of here long ago. Like everyone else, we were duped.''</w:t>
-        <w:br/>
-        <w:t>Contributing: Steve Marshall, John Larrabee.</w:t>
-        <w:br/>
-        <w:br/>
-        <w:t>Notes</w:t>
-        <w:br/>
-        <w:br/>
-        <w:t>Accompanies; Mayor; Boston's 'moving on'</w:t>
-        <w:br/>
-        <w:br/>
-        <w:t>Graphic</w:t>
-        <w:br/>
-        <w:br/>
-        <w:t xml:space="preserve"> </w:t>
-        <w:br/>
-        <w:t>PHOTO; b/w, Mark Garfinkel, AP (Murder Cases, boat and divers); PHOTO; b/w, AP (Murder Cases, Carol Stuart)</w:t>
-        <w:br/>
-        <w:t xml:space="preserve"> </w:t>
-        <w:br/>
-        <w:t>CUTLINE: SEEKING EVIDENCE: A diver hands a container to officials aboard a Boston police boat in the Pines River Tuesday. Police announced they may have found the weapon used in the Stuart case. CUTLINE: CAROL Stuart: Family described her as a woman with a totally happy life.'</w:t>
+        <w:t>Tony Norman's email is tnorman@post-gazette.com</w:t>
       </w:r>
     </w:p>
     <w:sectPr>
